--- a/demo/kampung_makmur_sdn_bhd/kampung_makmur_sdn_bhd_ic_memo.docx
+++ b/demo/kampung_makmur_sdn_bhd/kampung_makmur_sdn_bhd_ic_memo.docx
@@ -16,7 +16,7 @@
         <w:pStyle w:val="ListBullet"/>
       </w:pPr>
       <w:r>
-        <w:t>**Date**: 2026-10-06</w:t>
+        <w:t>**Date**: 2026-10-07</w:t>
       </w:r>
     </w:p>
     <w:p>
@@ -70,7 +70,7 @@
         <w:pStyle w:val="ListBullet"/>
       </w:pPr>
       <w:r>
-        <w:t>Fund-weighted SDG score: **27.3/100**</w:t>
+        <w:t>Fund-weighted SDG score: **32.7/100**</w:t>
       </w:r>
     </w:p>
     <w:p/>
@@ -173,17 +173,17 @@
     </w:p>
     <w:p>
       <w:r>
-        <w:t>| SDG 2 (Zero Hunger) | 35/100 | 3 | estimated (core_set) |</w:t>
+        <w:t>| SDG 7 (Affordable and Clean Energy) | 43/100 | 3 | partial (core_set) |</w:t>
       </w:r>
     </w:p>
     <w:p>
       <w:r>
-        <w:t>| SDG 13 (Climate Action) | 35/100 | 3 | estimated (core_set) |</w:t>
+        <w:t>| SDG 2 (Zero Hunger) | 42/100 | 3 | partial (core_set) |</w:t>
       </w:r>
     </w:p>
     <w:p>
       <w:r>
-        <w:t>| SDG 8 (Decent Work and Economic Growth) | 34/100 | 8 | partial (core_set) |</w:t>
+        <w:t>| SDG 13 (Climate Action) | 42/100 | 3 | partial (core_set) |</w:t>
       </w:r>
     </w:p>
     <w:p>
@@ -193,7 +193,7 @@
     </w:p>
     <w:p>
       <w:r>
-        <w:t>| SDG 15 (Life on Land) | 32/100 | 0 | estimated (broad_catalog) |</w:t>
+        <w:t>| SDG 15 (Life on Land) | 32/100 | 0 | estimated (core_set) |</w:t>
       </w:r>
     </w:p>
     <w:p/>
@@ -256,7 +256,7 @@
     </w:p>
     <w:p>
       <w:r>
-        <w:t>| Top SDG score | fail | 35.0 | 60.0 | SDG 2 (Zero Hunger): 35.0 vs. min 60.0 |</w:t>
+        <w:t>| Top SDG score | fail | 43.3 | 60.0 | SDG 7 (Affordable and Clean Energy): 43.3 vs. min 60.0 |</w:t>
       </w:r>
     </w:p>
     <w:p>
@@ -296,7 +296,7 @@
         <w:pStyle w:val="ListBullet"/>
       </w:pPr>
       <w:r>
-        <w:t>❌ SDG 2 (Zero Hunger): 35.0 vs. min 60.0</w:t>
+        <w:t>❌ SDG 7 (Affordable and Clean Energy): 43.3 vs. min 60.0</w:t>
       </w:r>
     </w:p>
     <w:p>
@@ -350,6 +350,16 @@
     <w:p>
       <w:r>
         <w:t>---</w:t>
+      </w:r>
+    </w:p>
+    <w:p>
+      <w:r>
+        <w:t>*AI &amp; automation disclosure: Automated analysis: produced by rules and a deterministic scoring model; no generative AI was used. 4 of 22 scores are estimated from document text rather than reported metrics. Review before relying on it.*</w:t>
+      </w:r>
+    </w:p>
+    <w:p>
+      <w:r>
+        <w:t>*Methodology v1.1.0 · config 8fabf9b5a7e2*</w:t>
       </w:r>
     </w:p>
     <w:p>

--- a/demo/kampung_makmur_sdn_bhd/kampung_makmur_sdn_bhd_ic_memo.docx
+++ b/demo/kampung_makmur_sdn_bhd/kampung_makmur_sdn_bhd_ic_memo.docx
@@ -10,13 +10,18 @@
         <w:t>Investment Committee Memo — Kampung Makmur Sdn Bhd</w:t>
       </w:r>
     </w:p>
-    <w:p/>
     <w:p>
       <w:pPr>
         <w:pStyle w:val="ListBullet"/>
       </w:pPr>
       <w:r>
-        <w:t>**Date**: 2026-10-07</w:t>
+        <w:rPr>
+          <w:b/>
+        </w:rPr>
+        <w:t>Date</w:t>
+      </w:r>
+      <w:r>
+        <w:t>: 2026-10-07</w:t>
       </w:r>
     </w:p>
     <w:p>
@@ -24,7 +29,13 @@
         <w:pStyle w:val="ListBullet"/>
       </w:pPr>
       <w:r>
-        <w:t>**Fund**: Example Climate Fund I</w:t>
+        <w:rPr>
+          <w:b/>
+        </w:rPr>
+        <w:t>Fund</w:t>
+      </w:r>
+      <w:r>
+        <w:t>: Example Climate Fund I</w:t>
       </w:r>
     </w:p>
     <w:p>
@@ -32,7 +43,13 @@
         <w:pStyle w:val="ListBullet"/>
       </w:pPr>
       <w:r>
-        <w:t>**Sector**: agriculture</w:t>
+        <w:rPr>
+          <w:b/>
+        </w:rPr>
+        <w:t>Sector</w:t>
+      </w:r>
+      <w:r>
+        <w:t>: agriculture</w:t>
       </w:r>
     </w:p>
     <w:p>
@@ -40,10 +57,24 @@
         <w:pStyle w:val="ListBullet"/>
       </w:pPr>
       <w:r>
-        <w:t>**IC gate result**: **INSUFFICIENT EVIDENCE** — Not IC-ready: the failed checks reflect missing evidence, not negative findings. Collect the missing metrics and DD answers, then re-screen.</w:t>
+        <w:rPr>
+          <w:b/>
+        </w:rPr>
+        <w:t>IC gate result</w:t>
+      </w:r>
+      <w:r>
+        <w:t xml:space="preserve">: </w:t>
+      </w:r>
+      <w:r>
+        <w:rPr>
+          <w:b/>
+        </w:rPr>
+        <w:t>INSUFFICIENT EVIDENCE</w:t>
+      </w:r>
+      <w:r>
+        <w:t xml:space="preserve"> — Not IC-ready: the failed checks reflect missing evidence, not negative findings. Collect the missing metrics and DD answers, then re-screen.</w:t>
       </w:r>
     </w:p>
-    <w:p/>
     <w:p>
       <w:pPr>
         <w:pStyle w:val="Heading1"/>
@@ -54,7 +85,16 @@
     </w:p>
     <w:p>
       <w:r>
-        <w:t>Fund thesis: *Example Climate Fund I* (impact_first, vintage 2024)</w:t>
+        <w:t xml:space="preserve">Fund thesis: </w:t>
+      </w:r>
+      <w:r>
+        <w:rPr>
+          <w:i/>
+        </w:rPr>
+        <w:t>Example Climate Fund I</w:t>
+      </w:r>
+      <w:r>
+        <w:t xml:space="preserve"> (impact_first, vintage 2024)</w:t>
       </w:r>
     </w:p>
     <w:p>
@@ -62,7 +102,16 @@
         <w:pStyle w:val="ListBullet"/>
       </w:pPr>
       <w:r>
-        <w:t>Fund-weighted 5D overall: **1.75/5** (unweighted: 1.7/5)</w:t>
+        <w:t xml:space="preserve">Fund-weighted 5D overall: </w:t>
+      </w:r>
+      <w:r>
+        <w:rPr>
+          <w:b/>
+        </w:rPr>
+        <w:t>1.75/5</w:t>
+      </w:r>
+      <w:r>
+        <w:t xml:space="preserve"> (unweighted: 1.7/5)</w:t>
       </w:r>
     </w:p>
     <w:p>
@@ -70,10 +119,15 @@
         <w:pStyle w:val="ListBullet"/>
       </w:pPr>
       <w:r>
-        <w:t>Fund-weighted SDG score: **32.7/100**</w:t>
+        <w:t xml:space="preserve">Fund-weighted SDG score: </w:t>
+      </w:r>
+      <w:r>
+        <w:rPr>
+          <w:b/>
+        </w:rPr>
+        <w:t>32.7/100</w:t>
       </w:r>
     </w:p>
-    <w:p/>
     <w:p>
       <w:pPr>
         <w:pStyle w:val="Heading1"/>
@@ -82,50 +136,542 @@
         <w:t>2. 5-Dimension Impact Score</w:t>
       </w:r>
     </w:p>
-    <w:p>
-      <w:r>
-        <w:t>| Dimension | Score | Provenance | Notes |</w:t>
-      </w:r>
-    </w:p>
-    <w:p>
-      <w:r>
-        <w:t>|---|---|---|---|</w:t>
-      </w:r>
-    </w:p>
-    <w:p>
-      <w:r>
-        <w:t>| What | 2.3/5 | partial | Reporting 2 metrics (1 theme-specific, 25 available) |</w:t>
-      </w:r>
-    </w:p>
-    <w:p>
-      <w:r>
-        <w:t>| Who | 2.3/5 | evidence-based | Reporting 3 metrics (1 theme-specific, 10 available) |</w:t>
-      </w:r>
-    </w:p>
-    <w:p>
-      <w:r>
-        <w:t>| How Much | 1.5/5 | estimated | Scale=1.5, Depth=1.5, Duration=1.5 |</w:t>
-      </w:r>
-    </w:p>
-    <w:p>
-      <w:r>
-        <w:t>| Contribution | 1.3/5 | estimated | Depth=1.3, Duration=1.3 |</w:t>
-      </w:r>
-    </w:p>
-    <w:p>
-      <w:r>
-        <w:t>| Risk | 1.3/5 | estimated | Estimated from sector/description (4 metrics available to track) |</w:t>
-      </w:r>
-    </w:p>
-    <w:p>
-      <w:r>
-        <w:t>| **Overall** | **1.7/5** | partial | Grade: C |</w:t>
-      </w:r>
-    </w:p>
+    <w:tbl>
+      <w:tblPr>
+        <w:tblStyle w:val="TableGrid"/>
+        <w:tblW w:type="auto" w:w="0"/>
+        <w:tblLook w:firstColumn="1" w:firstRow="1" w:lastColumn="0" w:lastRow="0" w:noHBand="0" w:noVBand="1" w:val="04A0"/>
+      </w:tblPr>
+      <w:tblGrid>
+        <w:gridCol w:w="2436"/>
+        <w:gridCol w:w="2436"/>
+        <w:gridCol w:w="2436"/>
+        <w:gridCol w:w="2436"/>
+      </w:tblGrid>
+      <w:tr>
+        <w:tc>
+          <w:tcPr>
+            <w:tcW w:type="dxa" w:w="2436"/>
+            <w:shd w:val="clear" w:color="auto" w:fill="E8EEF7"/>
+          </w:tcPr>
+          <w:p>
+            <w:pPr>
+              <w:spacing w:after="20"/>
+            </w:pPr>
+            <w:r>
+              <w:rPr>
+                <w:b/>
+              </w:rPr>
+            </w:r>
+            <w:r>
+              <w:rPr>
+                <w:b/>
+                <w:sz w:val="19"/>
+              </w:rPr>
+              <w:t>Dimension</w:t>
+            </w:r>
+          </w:p>
+        </w:tc>
+        <w:tc>
+          <w:tcPr>
+            <w:tcW w:type="dxa" w:w="2436"/>
+            <w:shd w:val="clear" w:color="auto" w:fill="E8EEF7"/>
+          </w:tcPr>
+          <w:p>
+            <w:pPr>
+              <w:spacing w:after="20"/>
+            </w:pPr>
+            <w:r>
+              <w:rPr>
+                <w:b/>
+              </w:rPr>
+            </w:r>
+            <w:r>
+              <w:rPr>
+                <w:b/>
+                <w:sz w:val="19"/>
+              </w:rPr>
+              <w:t>Score</w:t>
+            </w:r>
+          </w:p>
+        </w:tc>
+        <w:tc>
+          <w:tcPr>
+            <w:tcW w:type="dxa" w:w="2436"/>
+            <w:shd w:val="clear" w:color="auto" w:fill="E8EEF7"/>
+          </w:tcPr>
+          <w:p>
+            <w:pPr>
+              <w:spacing w:after="20"/>
+            </w:pPr>
+            <w:r>
+              <w:rPr>
+                <w:b/>
+              </w:rPr>
+            </w:r>
+            <w:r>
+              <w:rPr>
+                <w:b/>
+                <w:sz w:val="19"/>
+              </w:rPr>
+              <w:t>Provenance</w:t>
+            </w:r>
+          </w:p>
+        </w:tc>
+        <w:tc>
+          <w:tcPr>
+            <w:tcW w:type="dxa" w:w="2436"/>
+            <w:shd w:val="clear" w:color="auto" w:fill="E8EEF7"/>
+          </w:tcPr>
+          <w:p>
+            <w:pPr>
+              <w:spacing w:after="20"/>
+            </w:pPr>
+            <w:r>
+              <w:rPr>
+                <w:b/>
+              </w:rPr>
+            </w:r>
+            <w:r>
+              <w:rPr>
+                <w:b/>
+                <w:sz w:val="19"/>
+              </w:rPr>
+              <w:t>Notes</w:t>
+            </w:r>
+          </w:p>
+        </w:tc>
+      </w:tr>
+      <w:tr>
+        <w:tc>
+          <w:tcPr>
+            <w:tcW w:type="dxa" w:w="2436"/>
+          </w:tcPr>
+          <w:p>
+            <w:pPr>
+              <w:spacing w:after="20"/>
+            </w:pPr>
+            <w:r/>
+            <w:r>
+              <w:rPr>
+                <w:sz w:val="19"/>
+              </w:rPr>
+              <w:t>What</w:t>
+            </w:r>
+          </w:p>
+        </w:tc>
+        <w:tc>
+          <w:tcPr>
+            <w:tcW w:type="dxa" w:w="2436"/>
+          </w:tcPr>
+          <w:p>
+            <w:pPr>
+              <w:spacing w:after="20"/>
+            </w:pPr>
+            <w:r/>
+            <w:r>
+              <w:rPr>
+                <w:sz w:val="19"/>
+              </w:rPr>
+              <w:t>2.3/5</w:t>
+            </w:r>
+          </w:p>
+        </w:tc>
+        <w:tc>
+          <w:tcPr>
+            <w:tcW w:type="dxa" w:w="2436"/>
+          </w:tcPr>
+          <w:p>
+            <w:pPr>
+              <w:spacing w:after="20"/>
+            </w:pPr>
+            <w:r/>
+            <w:r>
+              <w:rPr>
+                <w:sz w:val="19"/>
+              </w:rPr>
+              <w:t>partial</w:t>
+            </w:r>
+          </w:p>
+        </w:tc>
+        <w:tc>
+          <w:tcPr>
+            <w:tcW w:type="dxa" w:w="2436"/>
+          </w:tcPr>
+          <w:p>
+            <w:pPr>
+              <w:spacing w:after="20"/>
+            </w:pPr>
+            <w:r/>
+            <w:r>
+              <w:rPr>
+                <w:sz w:val="19"/>
+              </w:rPr>
+              <w:t>Reporting 2 metrics (1 theme-specific, 25 available)</w:t>
+            </w:r>
+          </w:p>
+        </w:tc>
+      </w:tr>
+      <w:tr>
+        <w:tc>
+          <w:tcPr>
+            <w:tcW w:type="dxa" w:w="2436"/>
+          </w:tcPr>
+          <w:p>
+            <w:pPr>
+              <w:spacing w:after="20"/>
+            </w:pPr>
+            <w:r/>
+            <w:r>
+              <w:rPr>
+                <w:sz w:val="19"/>
+              </w:rPr>
+              <w:t>Who</w:t>
+            </w:r>
+          </w:p>
+        </w:tc>
+        <w:tc>
+          <w:tcPr>
+            <w:tcW w:type="dxa" w:w="2436"/>
+          </w:tcPr>
+          <w:p>
+            <w:pPr>
+              <w:spacing w:after="20"/>
+            </w:pPr>
+            <w:r/>
+            <w:r>
+              <w:rPr>
+                <w:sz w:val="19"/>
+              </w:rPr>
+              <w:t>2.3/5</w:t>
+            </w:r>
+          </w:p>
+        </w:tc>
+        <w:tc>
+          <w:tcPr>
+            <w:tcW w:type="dxa" w:w="2436"/>
+          </w:tcPr>
+          <w:p>
+            <w:pPr>
+              <w:spacing w:after="20"/>
+            </w:pPr>
+            <w:r/>
+            <w:r>
+              <w:rPr>
+                <w:sz w:val="19"/>
+              </w:rPr>
+              <w:t>evidence-based</w:t>
+            </w:r>
+          </w:p>
+        </w:tc>
+        <w:tc>
+          <w:tcPr>
+            <w:tcW w:type="dxa" w:w="2436"/>
+          </w:tcPr>
+          <w:p>
+            <w:pPr>
+              <w:spacing w:after="20"/>
+            </w:pPr>
+            <w:r/>
+            <w:r>
+              <w:rPr>
+                <w:sz w:val="19"/>
+              </w:rPr>
+              <w:t>Reporting 3 metrics (1 theme-specific, 10 available)</w:t>
+            </w:r>
+          </w:p>
+        </w:tc>
+      </w:tr>
+      <w:tr>
+        <w:tc>
+          <w:tcPr>
+            <w:tcW w:type="dxa" w:w="2436"/>
+          </w:tcPr>
+          <w:p>
+            <w:pPr>
+              <w:spacing w:after="20"/>
+            </w:pPr>
+            <w:r/>
+            <w:r>
+              <w:rPr>
+                <w:sz w:val="19"/>
+              </w:rPr>
+              <w:t>How Much</w:t>
+            </w:r>
+          </w:p>
+        </w:tc>
+        <w:tc>
+          <w:tcPr>
+            <w:tcW w:type="dxa" w:w="2436"/>
+          </w:tcPr>
+          <w:p>
+            <w:pPr>
+              <w:spacing w:after="20"/>
+            </w:pPr>
+            <w:r/>
+            <w:r>
+              <w:rPr>
+                <w:sz w:val="19"/>
+              </w:rPr>
+              <w:t>1.5/5</w:t>
+            </w:r>
+          </w:p>
+        </w:tc>
+        <w:tc>
+          <w:tcPr>
+            <w:tcW w:type="dxa" w:w="2436"/>
+          </w:tcPr>
+          <w:p>
+            <w:pPr>
+              <w:spacing w:after="20"/>
+            </w:pPr>
+            <w:r/>
+            <w:r>
+              <w:rPr>
+                <w:sz w:val="19"/>
+              </w:rPr>
+              <w:t>estimated</w:t>
+            </w:r>
+          </w:p>
+        </w:tc>
+        <w:tc>
+          <w:tcPr>
+            <w:tcW w:type="dxa" w:w="2436"/>
+          </w:tcPr>
+          <w:p>
+            <w:pPr>
+              <w:spacing w:after="20"/>
+            </w:pPr>
+            <w:r/>
+            <w:r>
+              <w:rPr>
+                <w:sz w:val="19"/>
+              </w:rPr>
+              <w:t>Scale=1.5, Depth=1.5, Duration=1.5</w:t>
+            </w:r>
+          </w:p>
+        </w:tc>
+      </w:tr>
+      <w:tr>
+        <w:tc>
+          <w:tcPr>
+            <w:tcW w:type="dxa" w:w="2436"/>
+          </w:tcPr>
+          <w:p>
+            <w:pPr>
+              <w:spacing w:after="20"/>
+            </w:pPr>
+            <w:r/>
+            <w:r>
+              <w:rPr>
+                <w:sz w:val="19"/>
+              </w:rPr>
+              <w:t>Contribution</w:t>
+            </w:r>
+          </w:p>
+        </w:tc>
+        <w:tc>
+          <w:tcPr>
+            <w:tcW w:type="dxa" w:w="2436"/>
+          </w:tcPr>
+          <w:p>
+            <w:pPr>
+              <w:spacing w:after="20"/>
+            </w:pPr>
+            <w:r/>
+            <w:r>
+              <w:rPr>
+                <w:sz w:val="19"/>
+              </w:rPr>
+              <w:t>1.3/5</w:t>
+            </w:r>
+          </w:p>
+        </w:tc>
+        <w:tc>
+          <w:tcPr>
+            <w:tcW w:type="dxa" w:w="2436"/>
+          </w:tcPr>
+          <w:p>
+            <w:pPr>
+              <w:spacing w:after="20"/>
+            </w:pPr>
+            <w:r/>
+            <w:r>
+              <w:rPr>
+                <w:sz w:val="19"/>
+              </w:rPr>
+              <w:t>estimated</w:t>
+            </w:r>
+          </w:p>
+        </w:tc>
+        <w:tc>
+          <w:tcPr>
+            <w:tcW w:type="dxa" w:w="2436"/>
+          </w:tcPr>
+          <w:p>
+            <w:pPr>
+              <w:spacing w:after="20"/>
+            </w:pPr>
+            <w:r/>
+            <w:r>
+              <w:rPr>
+                <w:sz w:val="19"/>
+              </w:rPr>
+              <w:t>Depth=1.3, Duration=1.3</w:t>
+            </w:r>
+          </w:p>
+        </w:tc>
+      </w:tr>
+      <w:tr>
+        <w:tc>
+          <w:tcPr>
+            <w:tcW w:type="dxa" w:w="2436"/>
+          </w:tcPr>
+          <w:p>
+            <w:pPr>
+              <w:spacing w:after="20"/>
+            </w:pPr>
+            <w:r/>
+            <w:r>
+              <w:rPr>
+                <w:sz w:val="19"/>
+              </w:rPr>
+              <w:t>Risk</w:t>
+            </w:r>
+          </w:p>
+        </w:tc>
+        <w:tc>
+          <w:tcPr>
+            <w:tcW w:type="dxa" w:w="2436"/>
+          </w:tcPr>
+          <w:p>
+            <w:pPr>
+              <w:spacing w:after="20"/>
+            </w:pPr>
+            <w:r/>
+            <w:r>
+              <w:rPr>
+                <w:sz w:val="19"/>
+              </w:rPr>
+              <w:t>1.3/5</w:t>
+            </w:r>
+          </w:p>
+        </w:tc>
+        <w:tc>
+          <w:tcPr>
+            <w:tcW w:type="dxa" w:w="2436"/>
+          </w:tcPr>
+          <w:p>
+            <w:pPr>
+              <w:spacing w:after="20"/>
+            </w:pPr>
+            <w:r/>
+            <w:r>
+              <w:rPr>
+                <w:sz w:val="19"/>
+              </w:rPr>
+              <w:t>estimated</w:t>
+            </w:r>
+          </w:p>
+        </w:tc>
+        <w:tc>
+          <w:tcPr>
+            <w:tcW w:type="dxa" w:w="2436"/>
+          </w:tcPr>
+          <w:p>
+            <w:pPr>
+              <w:spacing w:after="20"/>
+            </w:pPr>
+            <w:r/>
+            <w:r>
+              <w:rPr>
+                <w:sz w:val="19"/>
+              </w:rPr>
+              <w:t>Estimated from sector/description (4 metrics available to track)</w:t>
+            </w:r>
+          </w:p>
+        </w:tc>
+      </w:tr>
+      <w:tr>
+        <w:tc>
+          <w:tcPr>
+            <w:tcW w:type="dxa" w:w="2436"/>
+          </w:tcPr>
+          <w:p>
+            <w:pPr>
+              <w:spacing w:after="20"/>
+            </w:pPr>
+            <w:r/>
+            <w:r>
+              <w:rPr>
+                <w:b/>
+                <w:sz w:val="19"/>
+              </w:rPr>
+              <w:t>Overall</w:t>
+            </w:r>
+          </w:p>
+        </w:tc>
+        <w:tc>
+          <w:tcPr>
+            <w:tcW w:type="dxa" w:w="2436"/>
+          </w:tcPr>
+          <w:p>
+            <w:pPr>
+              <w:spacing w:after="20"/>
+            </w:pPr>
+            <w:r/>
+            <w:r>
+              <w:rPr>
+                <w:b/>
+                <w:sz w:val="19"/>
+              </w:rPr>
+              <w:t>1.7/5</w:t>
+            </w:r>
+          </w:p>
+        </w:tc>
+        <w:tc>
+          <w:tcPr>
+            <w:tcW w:type="dxa" w:w="2436"/>
+          </w:tcPr>
+          <w:p>
+            <w:pPr>
+              <w:spacing w:after="20"/>
+            </w:pPr>
+            <w:r/>
+            <w:r>
+              <w:rPr>
+                <w:sz w:val="19"/>
+              </w:rPr>
+              <w:t>partial</w:t>
+            </w:r>
+          </w:p>
+        </w:tc>
+        <w:tc>
+          <w:tcPr>
+            <w:tcW w:type="dxa" w:w="2436"/>
+          </w:tcPr>
+          <w:p>
+            <w:pPr>
+              <w:spacing w:after="20"/>
+            </w:pPr>
+            <w:r/>
+            <w:r>
+              <w:rPr>
+                <w:sz w:val="19"/>
+              </w:rPr>
+              <w:t>Grade: C</w:t>
+            </w:r>
+          </w:p>
+        </w:tc>
+      </w:tr>
+    </w:tbl>
     <w:p/>
     <w:p>
       <w:r>
-        <w:t>**Recommendations:**</w:t>
+        <w:rPr>
+          <w:b/>
+        </w:rPr>
+        <w:t>Recommendations:</w:t>
       </w:r>
     </w:p>
     <w:p>
@@ -152,7 +698,6 @@
         <w:t>Evaluate RISK: assess evidence risk, execution risk, and external risk factors</w:t>
       </w:r>
     </w:p>
-    <w:p/>
     <w:p>
       <w:pPr>
         <w:pStyle w:val="Heading1"/>
@@ -161,41 +706,463 @@
         <w:t>3. SDG Alignment (top 5)</w:t>
       </w:r>
     </w:p>
-    <w:p>
-      <w:r>
-        <w:t>| SDG | Score | Targets matched | Provenance |</w:t>
-      </w:r>
-    </w:p>
-    <w:p>
-      <w:r>
-        <w:t>|---|---|---|---|</w:t>
-      </w:r>
-    </w:p>
-    <w:p>
-      <w:r>
-        <w:t>| SDG 7 (Affordable and Clean Energy) | 43/100 | 3 | partial (core_set) |</w:t>
-      </w:r>
-    </w:p>
-    <w:p>
-      <w:r>
-        <w:t>| SDG 2 (Zero Hunger) | 42/100 | 3 | partial (core_set) |</w:t>
-      </w:r>
-    </w:p>
-    <w:p>
-      <w:r>
-        <w:t>| SDG 13 (Climate Action) | 42/100 | 3 | partial (core_set) |</w:t>
-      </w:r>
-    </w:p>
-    <w:p>
-      <w:r>
-        <w:t>| SDG 12 (Responsible Consumption and Production) | 32/100 | 4 | estimated (core_set) |</w:t>
-      </w:r>
-    </w:p>
-    <w:p>
-      <w:r>
-        <w:t>| SDG 15 (Life on Land) | 32/100 | 0 | estimated (core_set) |</w:t>
-      </w:r>
-    </w:p>
+    <w:tbl>
+      <w:tblPr>
+        <w:tblStyle w:val="TableGrid"/>
+        <w:tblW w:type="auto" w:w="0"/>
+        <w:tblLook w:firstColumn="1" w:firstRow="1" w:lastColumn="0" w:lastRow="0" w:noHBand="0" w:noVBand="1" w:val="04A0"/>
+      </w:tblPr>
+      <w:tblGrid>
+        <w:gridCol w:w="2436"/>
+        <w:gridCol w:w="2436"/>
+        <w:gridCol w:w="2436"/>
+        <w:gridCol w:w="2436"/>
+      </w:tblGrid>
+      <w:tr>
+        <w:tc>
+          <w:tcPr>
+            <w:tcW w:type="dxa" w:w="2436"/>
+            <w:shd w:val="clear" w:color="auto" w:fill="E8EEF7"/>
+          </w:tcPr>
+          <w:p>
+            <w:pPr>
+              <w:spacing w:after="20"/>
+            </w:pPr>
+            <w:r>
+              <w:rPr>
+                <w:b/>
+              </w:rPr>
+            </w:r>
+            <w:r>
+              <w:rPr>
+                <w:b/>
+                <w:sz w:val="19"/>
+              </w:rPr>
+              <w:t>SDG</w:t>
+            </w:r>
+          </w:p>
+        </w:tc>
+        <w:tc>
+          <w:tcPr>
+            <w:tcW w:type="dxa" w:w="2436"/>
+            <w:shd w:val="clear" w:color="auto" w:fill="E8EEF7"/>
+          </w:tcPr>
+          <w:p>
+            <w:pPr>
+              <w:spacing w:after="20"/>
+            </w:pPr>
+            <w:r>
+              <w:rPr>
+                <w:b/>
+              </w:rPr>
+            </w:r>
+            <w:r>
+              <w:rPr>
+                <w:b/>
+                <w:sz w:val="19"/>
+              </w:rPr>
+              <w:t>Score</w:t>
+            </w:r>
+          </w:p>
+        </w:tc>
+        <w:tc>
+          <w:tcPr>
+            <w:tcW w:type="dxa" w:w="2436"/>
+            <w:shd w:val="clear" w:color="auto" w:fill="E8EEF7"/>
+          </w:tcPr>
+          <w:p>
+            <w:pPr>
+              <w:spacing w:after="20"/>
+            </w:pPr>
+            <w:r>
+              <w:rPr>
+                <w:b/>
+              </w:rPr>
+            </w:r>
+            <w:r>
+              <w:rPr>
+                <w:b/>
+                <w:sz w:val="19"/>
+              </w:rPr>
+              <w:t>Targets matched</w:t>
+            </w:r>
+          </w:p>
+        </w:tc>
+        <w:tc>
+          <w:tcPr>
+            <w:tcW w:type="dxa" w:w="2436"/>
+            <w:shd w:val="clear" w:color="auto" w:fill="E8EEF7"/>
+          </w:tcPr>
+          <w:p>
+            <w:pPr>
+              <w:spacing w:after="20"/>
+            </w:pPr>
+            <w:r>
+              <w:rPr>
+                <w:b/>
+              </w:rPr>
+            </w:r>
+            <w:r>
+              <w:rPr>
+                <w:b/>
+                <w:sz w:val="19"/>
+              </w:rPr>
+              <w:t>Provenance</w:t>
+            </w:r>
+          </w:p>
+        </w:tc>
+      </w:tr>
+      <w:tr>
+        <w:tc>
+          <w:tcPr>
+            <w:tcW w:type="dxa" w:w="2436"/>
+          </w:tcPr>
+          <w:p>
+            <w:pPr>
+              <w:spacing w:after="20"/>
+            </w:pPr>
+            <w:r/>
+            <w:r>
+              <w:rPr>
+                <w:sz w:val="19"/>
+              </w:rPr>
+              <w:t>SDG 7 (Affordable and Clean Energy)</w:t>
+            </w:r>
+          </w:p>
+        </w:tc>
+        <w:tc>
+          <w:tcPr>
+            <w:tcW w:type="dxa" w:w="2436"/>
+          </w:tcPr>
+          <w:p>
+            <w:pPr>
+              <w:spacing w:after="20"/>
+            </w:pPr>
+            <w:r/>
+            <w:r>
+              <w:rPr>
+                <w:sz w:val="19"/>
+              </w:rPr>
+              <w:t>43/100</w:t>
+            </w:r>
+          </w:p>
+        </w:tc>
+        <w:tc>
+          <w:tcPr>
+            <w:tcW w:type="dxa" w:w="2436"/>
+          </w:tcPr>
+          <w:p>
+            <w:pPr>
+              <w:spacing w:after="20"/>
+            </w:pPr>
+            <w:r/>
+            <w:r>
+              <w:rPr>
+                <w:sz w:val="19"/>
+              </w:rPr>
+              <w:t>3</w:t>
+            </w:r>
+          </w:p>
+        </w:tc>
+        <w:tc>
+          <w:tcPr>
+            <w:tcW w:type="dxa" w:w="2436"/>
+          </w:tcPr>
+          <w:p>
+            <w:pPr>
+              <w:spacing w:after="20"/>
+            </w:pPr>
+            <w:r/>
+            <w:r>
+              <w:rPr>
+                <w:sz w:val="19"/>
+              </w:rPr>
+              <w:t>partial (core_set)</w:t>
+            </w:r>
+          </w:p>
+        </w:tc>
+      </w:tr>
+      <w:tr>
+        <w:tc>
+          <w:tcPr>
+            <w:tcW w:type="dxa" w:w="2436"/>
+          </w:tcPr>
+          <w:p>
+            <w:pPr>
+              <w:spacing w:after="20"/>
+            </w:pPr>
+            <w:r/>
+            <w:r>
+              <w:rPr>
+                <w:sz w:val="19"/>
+              </w:rPr>
+              <w:t>SDG 2 (Zero Hunger)</w:t>
+            </w:r>
+          </w:p>
+        </w:tc>
+        <w:tc>
+          <w:tcPr>
+            <w:tcW w:type="dxa" w:w="2436"/>
+          </w:tcPr>
+          <w:p>
+            <w:pPr>
+              <w:spacing w:after="20"/>
+            </w:pPr>
+            <w:r/>
+            <w:r>
+              <w:rPr>
+                <w:sz w:val="19"/>
+              </w:rPr>
+              <w:t>42/100</w:t>
+            </w:r>
+          </w:p>
+        </w:tc>
+        <w:tc>
+          <w:tcPr>
+            <w:tcW w:type="dxa" w:w="2436"/>
+          </w:tcPr>
+          <w:p>
+            <w:pPr>
+              <w:spacing w:after="20"/>
+            </w:pPr>
+            <w:r/>
+            <w:r>
+              <w:rPr>
+                <w:sz w:val="19"/>
+              </w:rPr>
+              <w:t>3</w:t>
+            </w:r>
+          </w:p>
+        </w:tc>
+        <w:tc>
+          <w:tcPr>
+            <w:tcW w:type="dxa" w:w="2436"/>
+          </w:tcPr>
+          <w:p>
+            <w:pPr>
+              <w:spacing w:after="20"/>
+            </w:pPr>
+            <w:r/>
+            <w:r>
+              <w:rPr>
+                <w:sz w:val="19"/>
+              </w:rPr>
+              <w:t>partial (core_set)</w:t>
+            </w:r>
+          </w:p>
+        </w:tc>
+      </w:tr>
+      <w:tr>
+        <w:tc>
+          <w:tcPr>
+            <w:tcW w:type="dxa" w:w="2436"/>
+          </w:tcPr>
+          <w:p>
+            <w:pPr>
+              <w:spacing w:after="20"/>
+            </w:pPr>
+            <w:r/>
+            <w:r>
+              <w:rPr>
+                <w:sz w:val="19"/>
+              </w:rPr>
+              <w:t>SDG 13 (Climate Action)</w:t>
+            </w:r>
+          </w:p>
+        </w:tc>
+        <w:tc>
+          <w:tcPr>
+            <w:tcW w:type="dxa" w:w="2436"/>
+          </w:tcPr>
+          <w:p>
+            <w:pPr>
+              <w:spacing w:after="20"/>
+            </w:pPr>
+            <w:r/>
+            <w:r>
+              <w:rPr>
+                <w:sz w:val="19"/>
+              </w:rPr>
+              <w:t>42/100</w:t>
+            </w:r>
+          </w:p>
+        </w:tc>
+        <w:tc>
+          <w:tcPr>
+            <w:tcW w:type="dxa" w:w="2436"/>
+          </w:tcPr>
+          <w:p>
+            <w:pPr>
+              <w:spacing w:after="20"/>
+            </w:pPr>
+            <w:r/>
+            <w:r>
+              <w:rPr>
+                <w:sz w:val="19"/>
+              </w:rPr>
+              <w:t>3</w:t>
+            </w:r>
+          </w:p>
+        </w:tc>
+        <w:tc>
+          <w:tcPr>
+            <w:tcW w:type="dxa" w:w="2436"/>
+          </w:tcPr>
+          <w:p>
+            <w:pPr>
+              <w:spacing w:after="20"/>
+            </w:pPr>
+            <w:r/>
+            <w:r>
+              <w:rPr>
+                <w:sz w:val="19"/>
+              </w:rPr>
+              <w:t>partial (core_set)</w:t>
+            </w:r>
+          </w:p>
+        </w:tc>
+      </w:tr>
+      <w:tr>
+        <w:tc>
+          <w:tcPr>
+            <w:tcW w:type="dxa" w:w="2436"/>
+          </w:tcPr>
+          <w:p>
+            <w:pPr>
+              <w:spacing w:after="20"/>
+            </w:pPr>
+            <w:r/>
+            <w:r>
+              <w:rPr>
+                <w:sz w:val="19"/>
+              </w:rPr>
+              <w:t>SDG 12 (Responsible Consumption and Production)</w:t>
+            </w:r>
+          </w:p>
+        </w:tc>
+        <w:tc>
+          <w:tcPr>
+            <w:tcW w:type="dxa" w:w="2436"/>
+          </w:tcPr>
+          <w:p>
+            <w:pPr>
+              <w:spacing w:after="20"/>
+            </w:pPr>
+            <w:r/>
+            <w:r>
+              <w:rPr>
+                <w:sz w:val="19"/>
+              </w:rPr>
+              <w:t>32/100</w:t>
+            </w:r>
+          </w:p>
+        </w:tc>
+        <w:tc>
+          <w:tcPr>
+            <w:tcW w:type="dxa" w:w="2436"/>
+          </w:tcPr>
+          <w:p>
+            <w:pPr>
+              <w:spacing w:after="20"/>
+            </w:pPr>
+            <w:r/>
+            <w:r>
+              <w:rPr>
+                <w:sz w:val="19"/>
+              </w:rPr>
+              <w:t>4</w:t>
+            </w:r>
+          </w:p>
+        </w:tc>
+        <w:tc>
+          <w:tcPr>
+            <w:tcW w:type="dxa" w:w="2436"/>
+          </w:tcPr>
+          <w:p>
+            <w:pPr>
+              <w:spacing w:after="20"/>
+            </w:pPr>
+            <w:r/>
+            <w:r>
+              <w:rPr>
+                <w:sz w:val="19"/>
+              </w:rPr>
+              <w:t>estimated (core_set)</w:t>
+            </w:r>
+          </w:p>
+        </w:tc>
+      </w:tr>
+      <w:tr>
+        <w:tc>
+          <w:tcPr>
+            <w:tcW w:type="dxa" w:w="2436"/>
+          </w:tcPr>
+          <w:p>
+            <w:pPr>
+              <w:spacing w:after="20"/>
+            </w:pPr>
+            <w:r/>
+            <w:r>
+              <w:rPr>
+                <w:sz w:val="19"/>
+              </w:rPr>
+              <w:t>SDG 15 (Life on Land)</w:t>
+            </w:r>
+          </w:p>
+        </w:tc>
+        <w:tc>
+          <w:tcPr>
+            <w:tcW w:type="dxa" w:w="2436"/>
+          </w:tcPr>
+          <w:p>
+            <w:pPr>
+              <w:spacing w:after="20"/>
+            </w:pPr>
+            <w:r/>
+            <w:r>
+              <w:rPr>
+                <w:sz w:val="19"/>
+              </w:rPr>
+              <w:t>32/100</w:t>
+            </w:r>
+          </w:p>
+        </w:tc>
+        <w:tc>
+          <w:tcPr>
+            <w:tcW w:type="dxa" w:w="2436"/>
+          </w:tcPr>
+          <w:p>
+            <w:pPr>
+              <w:spacing w:after="20"/>
+            </w:pPr>
+            <w:r/>
+            <w:r>
+              <w:rPr>
+                <w:sz w:val="19"/>
+              </w:rPr>
+              <w:t>0</w:t>
+            </w:r>
+          </w:p>
+        </w:tc>
+        <w:tc>
+          <w:tcPr>
+            <w:tcW w:type="dxa" w:w="2436"/>
+          </w:tcPr>
+          <w:p>
+            <w:pPr>
+              <w:spacing w:after="20"/>
+            </w:pPr>
+            <w:r/>
+            <w:r>
+              <w:rPr>
+                <w:sz w:val="19"/>
+              </w:rPr>
+              <w:t>estimated (core_set)</w:t>
+            </w:r>
+          </w:p>
+        </w:tc>
+      </w:tr>
+    </w:tbl>
     <w:p/>
     <w:p>
       <w:pPr>
@@ -210,10 +1177,15 @@
         <w:pStyle w:val="ListBullet"/>
       </w:pPr>
       <w:r>
-        <w:t>Coverage: *not run*</w:t>
+        <w:t xml:space="preserve">Coverage: </w:t>
+      </w:r>
+      <w:r>
+        <w:rPr>
+          <w:i/>
+        </w:rPr>
+        <w:t>not run</w:t>
       </w:r>
     </w:p>
-    <w:p/>
     <w:p>
       <w:pPr>
         <w:pStyle w:val="Heading1"/>
@@ -227,10 +1199,12 @@
         <w:pStyle w:val="ListBullet"/>
       </w:pPr>
       <w:r>
-        <w:t>*Greenwashing screen not run.*</w:t>
+        <w:rPr>
+          <w:i/>
+        </w:rPr>
+        <w:t>Greenwashing screen not run.</w:t>
       </w:r>
     </w:p>
-    <w:p/>
     <w:p>
       <w:pPr>
         <w:pStyle w:val="Heading1"/>
@@ -239,41 +1213,572 @@
         <w:t>6. IC Gate Detail</w:t>
       </w:r>
     </w:p>
-    <w:p>
-      <w:r>
-        <w:t>| Check | Status | Actual | Threshold | Note |</w:t>
-      </w:r>
-    </w:p>
-    <w:p>
-      <w:r>
-        <w:t>|---|---|---|---|---|</w:t>
-      </w:r>
-    </w:p>
-    <w:p>
-      <w:r>
-        <w:t>| 5D overall score | fail | 1.7 | 2.5 | 5D overall 1.7 vs. min 2.5 |</w:t>
-      </w:r>
-    </w:p>
-    <w:p>
-      <w:r>
-        <w:t>| Top SDG score | fail | 43.3 | 60.0 | SDG 7 (Affordable and Clean Energy): 43.3 vs. min 60.0 |</w:t>
-      </w:r>
-    </w:p>
-    <w:p>
-      <w:r>
-        <w:t>| DD checklist coverage | fail | 40.8 | 70.0 | 40.8% covered vs. min 70.0% |</w:t>
-      </w:r>
-    </w:p>
-    <w:p>
-      <w:r>
-        <w:t>| Greenwashing risk | fail | 49.0 | 40.0 | Risk 49.0 vs. max 40.0 |</w:t>
-      </w:r>
-    </w:p>
-    <w:p>
-      <w:r>
-        <w:t>| Forbidden sector check | pass | agriculture | mining, extractives, tobacco, controversial weapons | Sector not on the forbidden list |</w:t>
-      </w:r>
-    </w:p>
+    <w:tbl>
+      <w:tblPr>
+        <w:tblStyle w:val="TableGrid"/>
+        <w:tblW w:type="auto" w:w="0"/>
+        <w:tblLook w:firstColumn="1" w:firstRow="1" w:lastColumn="0" w:lastRow="0" w:noHBand="0" w:noVBand="1" w:val="04A0"/>
+      </w:tblPr>
+      <w:tblGrid>
+        <w:gridCol w:w="1949"/>
+        <w:gridCol w:w="1949"/>
+        <w:gridCol w:w="1949"/>
+        <w:gridCol w:w="1949"/>
+        <w:gridCol w:w="1949"/>
+      </w:tblGrid>
+      <w:tr>
+        <w:tc>
+          <w:tcPr>
+            <w:tcW w:type="dxa" w:w="1949"/>
+            <w:shd w:val="clear" w:color="auto" w:fill="E8EEF7"/>
+          </w:tcPr>
+          <w:p>
+            <w:pPr>
+              <w:spacing w:after="20"/>
+            </w:pPr>
+            <w:r>
+              <w:rPr>
+                <w:b/>
+              </w:rPr>
+            </w:r>
+            <w:r>
+              <w:rPr>
+                <w:b/>
+                <w:sz w:val="19"/>
+              </w:rPr>
+              <w:t>Check</w:t>
+            </w:r>
+          </w:p>
+        </w:tc>
+        <w:tc>
+          <w:tcPr>
+            <w:tcW w:type="dxa" w:w="1949"/>
+            <w:shd w:val="clear" w:color="auto" w:fill="E8EEF7"/>
+          </w:tcPr>
+          <w:p>
+            <w:pPr>
+              <w:spacing w:after="20"/>
+            </w:pPr>
+            <w:r>
+              <w:rPr>
+                <w:b/>
+              </w:rPr>
+            </w:r>
+            <w:r>
+              <w:rPr>
+                <w:b/>
+                <w:sz w:val="19"/>
+              </w:rPr>
+              <w:t>Status</w:t>
+            </w:r>
+          </w:p>
+        </w:tc>
+        <w:tc>
+          <w:tcPr>
+            <w:tcW w:type="dxa" w:w="1949"/>
+            <w:shd w:val="clear" w:color="auto" w:fill="E8EEF7"/>
+          </w:tcPr>
+          <w:p>
+            <w:pPr>
+              <w:spacing w:after="20"/>
+            </w:pPr>
+            <w:r>
+              <w:rPr>
+                <w:b/>
+              </w:rPr>
+            </w:r>
+            <w:r>
+              <w:rPr>
+                <w:b/>
+                <w:sz w:val="19"/>
+              </w:rPr>
+              <w:t>Actual</w:t>
+            </w:r>
+          </w:p>
+        </w:tc>
+        <w:tc>
+          <w:tcPr>
+            <w:tcW w:type="dxa" w:w="1949"/>
+            <w:shd w:val="clear" w:color="auto" w:fill="E8EEF7"/>
+          </w:tcPr>
+          <w:p>
+            <w:pPr>
+              <w:spacing w:after="20"/>
+            </w:pPr>
+            <w:r>
+              <w:rPr>
+                <w:b/>
+              </w:rPr>
+            </w:r>
+            <w:r>
+              <w:rPr>
+                <w:b/>
+                <w:sz w:val="19"/>
+              </w:rPr>
+              <w:t>Threshold</w:t>
+            </w:r>
+          </w:p>
+        </w:tc>
+        <w:tc>
+          <w:tcPr>
+            <w:tcW w:type="dxa" w:w="1949"/>
+            <w:shd w:val="clear" w:color="auto" w:fill="E8EEF7"/>
+          </w:tcPr>
+          <w:p>
+            <w:pPr>
+              <w:spacing w:after="20"/>
+            </w:pPr>
+            <w:r>
+              <w:rPr>
+                <w:b/>
+              </w:rPr>
+            </w:r>
+            <w:r>
+              <w:rPr>
+                <w:b/>
+                <w:sz w:val="19"/>
+              </w:rPr>
+              <w:t>Note</w:t>
+            </w:r>
+          </w:p>
+        </w:tc>
+      </w:tr>
+      <w:tr>
+        <w:tc>
+          <w:tcPr>
+            <w:tcW w:type="dxa" w:w="1949"/>
+          </w:tcPr>
+          <w:p>
+            <w:pPr>
+              <w:spacing w:after="20"/>
+            </w:pPr>
+            <w:r/>
+            <w:r>
+              <w:rPr>
+                <w:sz w:val="19"/>
+              </w:rPr>
+              <w:t>5D overall score</w:t>
+            </w:r>
+          </w:p>
+        </w:tc>
+        <w:tc>
+          <w:tcPr>
+            <w:tcW w:type="dxa" w:w="1949"/>
+          </w:tcPr>
+          <w:p>
+            <w:pPr>
+              <w:spacing w:after="20"/>
+            </w:pPr>
+            <w:r/>
+            <w:r>
+              <w:rPr>
+                <w:sz w:val="19"/>
+              </w:rPr>
+              <w:t>fail</w:t>
+            </w:r>
+          </w:p>
+        </w:tc>
+        <w:tc>
+          <w:tcPr>
+            <w:tcW w:type="dxa" w:w="1949"/>
+          </w:tcPr>
+          <w:p>
+            <w:pPr>
+              <w:spacing w:after="20"/>
+            </w:pPr>
+            <w:r/>
+            <w:r>
+              <w:rPr>
+                <w:sz w:val="19"/>
+              </w:rPr>
+              <w:t>1.7</w:t>
+            </w:r>
+          </w:p>
+        </w:tc>
+        <w:tc>
+          <w:tcPr>
+            <w:tcW w:type="dxa" w:w="1949"/>
+          </w:tcPr>
+          <w:p>
+            <w:pPr>
+              <w:spacing w:after="20"/>
+            </w:pPr>
+            <w:r/>
+            <w:r>
+              <w:rPr>
+                <w:sz w:val="19"/>
+              </w:rPr>
+              <w:t>2.5</w:t>
+            </w:r>
+          </w:p>
+        </w:tc>
+        <w:tc>
+          <w:tcPr>
+            <w:tcW w:type="dxa" w:w="1949"/>
+          </w:tcPr>
+          <w:p>
+            <w:pPr>
+              <w:spacing w:after="20"/>
+            </w:pPr>
+            <w:r/>
+            <w:r>
+              <w:rPr>
+                <w:sz w:val="19"/>
+              </w:rPr>
+              <w:t>5D overall 1.7 vs. min 2.5</w:t>
+            </w:r>
+          </w:p>
+        </w:tc>
+      </w:tr>
+      <w:tr>
+        <w:tc>
+          <w:tcPr>
+            <w:tcW w:type="dxa" w:w="1949"/>
+          </w:tcPr>
+          <w:p>
+            <w:pPr>
+              <w:spacing w:after="20"/>
+            </w:pPr>
+            <w:r/>
+            <w:r>
+              <w:rPr>
+                <w:sz w:val="19"/>
+              </w:rPr>
+              <w:t>Top SDG score</w:t>
+            </w:r>
+          </w:p>
+        </w:tc>
+        <w:tc>
+          <w:tcPr>
+            <w:tcW w:type="dxa" w:w="1949"/>
+          </w:tcPr>
+          <w:p>
+            <w:pPr>
+              <w:spacing w:after="20"/>
+            </w:pPr>
+            <w:r/>
+            <w:r>
+              <w:rPr>
+                <w:sz w:val="19"/>
+              </w:rPr>
+              <w:t>fail</w:t>
+            </w:r>
+          </w:p>
+        </w:tc>
+        <w:tc>
+          <w:tcPr>
+            <w:tcW w:type="dxa" w:w="1949"/>
+          </w:tcPr>
+          <w:p>
+            <w:pPr>
+              <w:spacing w:after="20"/>
+            </w:pPr>
+            <w:r/>
+            <w:r>
+              <w:rPr>
+                <w:sz w:val="19"/>
+              </w:rPr>
+              <w:t>43.3</w:t>
+            </w:r>
+          </w:p>
+        </w:tc>
+        <w:tc>
+          <w:tcPr>
+            <w:tcW w:type="dxa" w:w="1949"/>
+          </w:tcPr>
+          <w:p>
+            <w:pPr>
+              <w:spacing w:after="20"/>
+            </w:pPr>
+            <w:r/>
+            <w:r>
+              <w:rPr>
+                <w:sz w:val="19"/>
+              </w:rPr>
+              <w:t>60.0</w:t>
+            </w:r>
+          </w:p>
+        </w:tc>
+        <w:tc>
+          <w:tcPr>
+            <w:tcW w:type="dxa" w:w="1949"/>
+          </w:tcPr>
+          <w:p>
+            <w:pPr>
+              <w:spacing w:after="20"/>
+            </w:pPr>
+            <w:r/>
+            <w:r>
+              <w:rPr>
+                <w:sz w:val="19"/>
+              </w:rPr>
+              <w:t>SDG 7 (Affordable and Clean Energy): 43.3 vs. min 60.0</w:t>
+            </w:r>
+          </w:p>
+        </w:tc>
+      </w:tr>
+      <w:tr>
+        <w:tc>
+          <w:tcPr>
+            <w:tcW w:type="dxa" w:w="1949"/>
+          </w:tcPr>
+          <w:p>
+            <w:pPr>
+              <w:spacing w:after="20"/>
+            </w:pPr>
+            <w:r/>
+            <w:r>
+              <w:rPr>
+                <w:sz w:val="19"/>
+              </w:rPr>
+              <w:t>DD checklist coverage</w:t>
+            </w:r>
+          </w:p>
+        </w:tc>
+        <w:tc>
+          <w:tcPr>
+            <w:tcW w:type="dxa" w:w="1949"/>
+          </w:tcPr>
+          <w:p>
+            <w:pPr>
+              <w:spacing w:after="20"/>
+            </w:pPr>
+            <w:r/>
+            <w:r>
+              <w:rPr>
+                <w:sz w:val="19"/>
+              </w:rPr>
+              <w:t>fail</w:t>
+            </w:r>
+          </w:p>
+        </w:tc>
+        <w:tc>
+          <w:tcPr>
+            <w:tcW w:type="dxa" w:w="1949"/>
+          </w:tcPr>
+          <w:p>
+            <w:pPr>
+              <w:spacing w:after="20"/>
+            </w:pPr>
+            <w:r/>
+            <w:r>
+              <w:rPr>
+                <w:sz w:val="19"/>
+              </w:rPr>
+              <w:t>40.8</w:t>
+            </w:r>
+          </w:p>
+        </w:tc>
+        <w:tc>
+          <w:tcPr>
+            <w:tcW w:type="dxa" w:w="1949"/>
+          </w:tcPr>
+          <w:p>
+            <w:pPr>
+              <w:spacing w:after="20"/>
+            </w:pPr>
+            <w:r/>
+            <w:r>
+              <w:rPr>
+                <w:sz w:val="19"/>
+              </w:rPr>
+              <w:t>70.0</w:t>
+            </w:r>
+          </w:p>
+        </w:tc>
+        <w:tc>
+          <w:tcPr>
+            <w:tcW w:type="dxa" w:w="1949"/>
+          </w:tcPr>
+          <w:p>
+            <w:pPr>
+              <w:spacing w:after="20"/>
+            </w:pPr>
+            <w:r/>
+            <w:r>
+              <w:rPr>
+                <w:sz w:val="19"/>
+              </w:rPr>
+              <w:t>40.8% covered vs. min 70.0%</w:t>
+            </w:r>
+          </w:p>
+        </w:tc>
+      </w:tr>
+      <w:tr>
+        <w:tc>
+          <w:tcPr>
+            <w:tcW w:type="dxa" w:w="1949"/>
+          </w:tcPr>
+          <w:p>
+            <w:pPr>
+              <w:spacing w:after="20"/>
+            </w:pPr>
+            <w:r/>
+            <w:r>
+              <w:rPr>
+                <w:sz w:val="19"/>
+              </w:rPr>
+              <w:t>Greenwashing risk</w:t>
+            </w:r>
+          </w:p>
+        </w:tc>
+        <w:tc>
+          <w:tcPr>
+            <w:tcW w:type="dxa" w:w="1949"/>
+          </w:tcPr>
+          <w:p>
+            <w:pPr>
+              <w:spacing w:after="20"/>
+            </w:pPr>
+            <w:r/>
+            <w:r>
+              <w:rPr>
+                <w:sz w:val="19"/>
+              </w:rPr>
+              <w:t>fail</w:t>
+            </w:r>
+          </w:p>
+        </w:tc>
+        <w:tc>
+          <w:tcPr>
+            <w:tcW w:type="dxa" w:w="1949"/>
+          </w:tcPr>
+          <w:p>
+            <w:pPr>
+              <w:spacing w:after="20"/>
+            </w:pPr>
+            <w:r/>
+            <w:r>
+              <w:rPr>
+                <w:sz w:val="19"/>
+              </w:rPr>
+              <w:t>49.0</w:t>
+            </w:r>
+          </w:p>
+        </w:tc>
+        <w:tc>
+          <w:tcPr>
+            <w:tcW w:type="dxa" w:w="1949"/>
+          </w:tcPr>
+          <w:p>
+            <w:pPr>
+              <w:spacing w:after="20"/>
+            </w:pPr>
+            <w:r/>
+            <w:r>
+              <w:rPr>
+                <w:sz w:val="19"/>
+              </w:rPr>
+              <w:t>40.0</w:t>
+            </w:r>
+          </w:p>
+        </w:tc>
+        <w:tc>
+          <w:tcPr>
+            <w:tcW w:type="dxa" w:w="1949"/>
+          </w:tcPr>
+          <w:p>
+            <w:pPr>
+              <w:spacing w:after="20"/>
+            </w:pPr>
+            <w:r/>
+            <w:r>
+              <w:rPr>
+                <w:sz w:val="19"/>
+              </w:rPr>
+              <w:t>Risk 49.0 vs. max 40.0</w:t>
+            </w:r>
+          </w:p>
+        </w:tc>
+      </w:tr>
+      <w:tr>
+        <w:tc>
+          <w:tcPr>
+            <w:tcW w:type="dxa" w:w="1949"/>
+          </w:tcPr>
+          <w:p>
+            <w:pPr>
+              <w:spacing w:after="20"/>
+            </w:pPr>
+            <w:r/>
+            <w:r>
+              <w:rPr>
+                <w:sz w:val="19"/>
+              </w:rPr>
+              <w:t>Forbidden sector check</w:t>
+            </w:r>
+          </w:p>
+        </w:tc>
+        <w:tc>
+          <w:tcPr>
+            <w:tcW w:type="dxa" w:w="1949"/>
+          </w:tcPr>
+          <w:p>
+            <w:pPr>
+              <w:spacing w:after="20"/>
+            </w:pPr>
+            <w:r/>
+            <w:r>
+              <w:rPr>
+                <w:sz w:val="19"/>
+              </w:rPr>
+              <w:t>pass</w:t>
+            </w:r>
+          </w:p>
+        </w:tc>
+        <w:tc>
+          <w:tcPr>
+            <w:tcW w:type="dxa" w:w="1949"/>
+          </w:tcPr>
+          <w:p>
+            <w:pPr>
+              <w:spacing w:after="20"/>
+            </w:pPr>
+            <w:r/>
+            <w:r>
+              <w:rPr>
+                <w:sz w:val="19"/>
+              </w:rPr>
+              <w:t>agriculture</w:t>
+            </w:r>
+          </w:p>
+        </w:tc>
+        <w:tc>
+          <w:tcPr>
+            <w:tcW w:type="dxa" w:w="1949"/>
+          </w:tcPr>
+          <w:p>
+            <w:pPr>
+              <w:spacing w:after="20"/>
+            </w:pPr>
+            <w:r/>
+            <w:r>
+              <w:rPr>
+                <w:sz w:val="19"/>
+              </w:rPr>
+              <w:t>mining, extractives, tobacco, controversial weapons</w:t>
+            </w:r>
+          </w:p>
+        </w:tc>
+        <w:tc>
+          <w:tcPr>
+            <w:tcW w:type="dxa" w:w="1949"/>
+          </w:tcPr>
+          <w:p>
+            <w:pPr>
+              <w:spacing w:after="20"/>
+            </w:pPr>
+            <w:r/>
+            <w:r>
+              <w:rPr>
+                <w:sz w:val="19"/>
+              </w:rPr>
+              <w:t>Sector not on the forbidden list</w:t>
+            </w:r>
+          </w:p>
+        </w:tc>
+      </w:tr>
+    </w:tbl>
     <w:p/>
     <w:p>
       <w:pPr>
@@ -315,7 +1820,6 @@
         <w:t>❌ Risk 49.0 vs. max 40.0</w:t>
       </w:r>
     </w:p>
-    <w:p/>
     <w:p>
       <w:pPr>
         <w:pStyle w:val="Heading1"/>
@@ -326,10 +1830,12 @@
     </w:p>
     <w:p>
       <w:r>
-        <w:t>*No binding impact targets were set as investment conditions.*</w:t>
+        <w:rPr>
+          <w:i/>
+        </w:rPr>
+        <w:t>No binding impact targets were set as investment conditions.</w:t>
       </w:r>
     </w:p>
-    <w:p/>
     <w:p>
       <w:pPr>
         <w:pStyle w:val="Heading1"/>
@@ -346,35 +1852,70 @@
         <w:t>Not IC-ready: the failed checks reflect missing evidence, not negative findings. Collect the missing metrics and DD answers, then re-screen.</w:t>
       </w:r>
     </w:p>
-    <w:p/>
     <w:p>
       <w:r>
-        <w:t>---</w:t>
+        <w:rPr>
+          <w:i/>
+          <w:color w:val="6B6B6B"/>
+          <w:sz w:val="17"/>
+        </w:rPr>
+        <w:t>AI &amp; automation disclosure: Automated analysis: produced by rules and a deterministic scoring model; no generative AI was used. 4 of 22 scores are estimated from document text rather than reported metrics. Review before relying on it.</w:t>
       </w:r>
     </w:p>
     <w:p>
       <w:r>
-        <w:t>*AI &amp; automation disclosure: Automated analysis: produced by rules and a deterministic scoring model; no generative AI was used. 4 of 22 scores are estimated from document text rather than reported metrics. Review before relying on it.*</w:t>
+        <w:rPr>
+          <w:i/>
+          <w:color w:val="6B6B6B"/>
+          <w:sz w:val="17"/>
+        </w:rPr>
+        <w:t>Methodology v1.1.0 · config 8fabf9b5a7e2</w:t>
       </w:r>
     </w:p>
     <w:p>
       <w:r>
-        <w:t>*Methodology v1.1.0 · config 8fabf9b5a7e2*</w:t>
-      </w:r>
-    </w:p>
-    <w:p>
-      <w:r>
-        <w:t>*Generated by Impact Vision — review before submission.*</w:t>
+        <w:rPr>
+          <w:i/>
+          <w:color w:val="6B6B6B"/>
+          <w:sz w:val="17"/>
+        </w:rPr>
+        <w:t>Generated by Impact Vision — review before submission.</w:t>
       </w:r>
     </w:p>
     <w:sectPr>
+      <w:footerReference w:type="default" r:id="rId9"/>
       <w:pgSz w:w="12240" w:h="15840"/>
-      <w:pgMar w:top="1440" w:right="1800" w:bottom="1440" w:left="1800" w:header="720" w:footer="720" w:gutter="0"/>
+      <w:pgMar w:top="1134" w:right="1247" w:bottom="1134" w:left="1247" w:header="720" w:footer="720" w:gutter="0"/>
       <w:cols w:space="720"/>
       <w:docGrid w:linePitch="360"/>
     </w:sectPr>
   </w:body>
 </w:document>
+</file>
+
+<file path=word/footer1.xml><?xml version="1.0" encoding="utf-8"?>
+<w:ftr xmlns:m="http://schemas.openxmlformats.org/officeDocument/2006/math" xmlns:mc="http://schemas.openxmlformats.org/markup-compatibility/2006" xmlns:mo="http://schemas.microsoft.com/office/mac/office/2008/main" xmlns:mv="urn:schemas-microsoft-com:mac:vml" xmlns:o="urn:schemas-microsoft-com:office:office" xmlns:r="http://schemas.openxmlformats.org/officeDocument/2006/relationships" xmlns:v="urn:schemas-microsoft-com:vml" xmlns:w10="urn:schemas-microsoft-com:office:word" xmlns:w14="http://schemas.microsoft.com/office/word/2010/wordml" xmlns:w="http://schemas.openxmlformats.org/wordprocessingml/2006/main" xmlns:wne="http://schemas.microsoft.com/office/word/2006/wordml" xmlns:wp14="http://schemas.microsoft.com/office/word/2010/wordprocessingDrawing" xmlns:wp="http://schemas.openxmlformats.org/drawingml/2006/wordprocessingDrawing" xmlns:wpc="http://schemas.microsoft.com/office/word/2010/wordprocessingCanvas" xmlns:wpg="http://schemas.microsoft.com/office/word/2010/wordprocessingGroup" xmlns:wpi="http://schemas.microsoft.com/office/word/2010/wordprocessingInk" xmlns:wps="http://schemas.microsoft.com/office/word/2010/wordprocessingShape" mc:Ignorable="w14 wp14">
+  <w:p>
+    <w:pPr>
+      <w:pStyle w:val="Footer"/>
+    </w:pPr>
+    <w:r>
+      <w:rPr>
+        <w:color w:val="6B6B6B"/>
+        <w:sz w:val="16"/>
+      </w:rPr>
+      <w:t xml:space="preserve">Impact Vision · IC memo · Page </w:t>
+    </w:r>
+    <w:r>
+      <w:rPr>
+        <w:sz w:val="16"/>
+      </w:rPr>
+      <w:fldChar w:fldCharType="begin"/>
+      <w:instrText xml:space="preserve">PAGE</w:instrText>
+      <w:fldChar w:fldCharType="end"/>
+    </w:r>
+  </w:p>
+</w:ftr>
 </file>
 
 <file path=word/numbering.xml><?xml version="1.0" encoding="utf-8"?>
@@ -740,6 +2281,13 @@
     <w:name w:val="Normal"/>
     <w:qFormat/>
     <w:rsid w:val="00FC693F"/>
+    <w:pPr>
+      <w:spacing w:after="80"/>
+    </w:pPr>
+    <w:rPr>
+      <w:rFonts w:ascii="Calibri" w:hAnsi="Calibri"/>
+      <w:sz w:val="21"/>
+    </w:rPr>
   </w:style>
   <w:style w:type="paragraph" w:styleId="Header">
     <w:name w:val="header"/>
@@ -800,10 +2348,10 @@
       <w:outlineLvl w:val="0"/>
     </w:pPr>
     <w:rPr>
-      <w:rFonts w:asciiTheme="majorHAnsi" w:eastAsiaTheme="majorEastAsia" w:hAnsiTheme="majorHAnsi" w:cstheme="majorBidi"/>
+      <w:rFonts w:asciiTheme="majorHAnsi" w:eastAsiaTheme="majorEastAsia" w:hAnsiTheme="majorHAnsi" w:cstheme="majorBidi" w:ascii="Calibri" w:hAnsi="Calibri"/>
       <w:b/>
       <w:bCs/>
-      <w:color w:val="365F91" w:themeColor="accent1" w:themeShade="BF"/>
+      <w:color w:val="1C5CAB"/>
       <w:sz w:val="28"/>
       <w:szCs w:val="28"/>
     </w:rPr>
@@ -824,11 +2372,11 @@
       <w:outlineLvl w:val="1"/>
     </w:pPr>
     <w:rPr>
-      <w:rFonts w:asciiTheme="majorHAnsi" w:eastAsiaTheme="majorEastAsia" w:hAnsiTheme="majorHAnsi" w:cstheme="majorBidi"/>
+      <w:rFonts w:asciiTheme="majorHAnsi" w:eastAsiaTheme="majorEastAsia" w:hAnsiTheme="majorHAnsi" w:cstheme="majorBidi" w:ascii="Calibri" w:hAnsi="Calibri"/>
       <w:b/>
       <w:bCs/>
-      <w:color w:val="4F81BD" w:themeColor="accent1"/>
-      <w:sz w:val="26"/>
+      <w:color w:val="1C5CAB"/>
+      <w:sz w:val="24"/>
       <w:szCs w:val="26"/>
     </w:rPr>
   </w:style>
@@ -848,10 +2396,11 @@
       <w:outlineLvl w:val="2"/>
     </w:pPr>
     <w:rPr>
-      <w:rFonts w:asciiTheme="majorHAnsi" w:eastAsiaTheme="majorEastAsia" w:hAnsiTheme="majorHAnsi" w:cstheme="majorBidi"/>
+      <w:rFonts w:asciiTheme="majorHAnsi" w:eastAsiaTheme="majorEastAsia" w:hAnsiTheme="majorHAnsi" w:cstheme="majorBidi" w:ascii="Calibri" w:hAnsi="Calibri"/>
       <w:b/>
       <w:bCs/>
-      <w:color w:val="4F81BD" w:themeColor="accent1"/>
+      <w:color w:val="1C5CAB"/>
+      <w:sz w:val="22"/>
     </w:rPr>
   </w:style>
   <w:style w:type="paragraph" w:styleId="Heading4">
@@ -1089,11 +2638,12 @@
       <w:contextualSpacing/>
     </w:pPr>
     <w:rPr>
-      <w:rFonts w:asciiTheme="majorHAnsi" w:eastAsiaTheme="majorEastAsia" w:hAnsiTheme="majorHAnsi" w:cstheme="majorBidi"/>
-      <w:color w:val="17365D" w:themeColor="text2" w:themeShade="BF"/>
+      <w:rFonts w:asciiTheme="majorHAnsi" w:eastAsiaTheme="majorEastAsia" w:hAnsiTheme="majorHAnsi" w:cstheme="majorBidi" w:ascii="Calibri" w:hAnsi="Calibri"/>
+      <w:b/>
+      <w:color w:val="111111"/>
       <w:spacing w:val="5"/>
       <w:kern w:val="28"/>
-      <w:sz w:val="52"/>
+      <w:sz w:val="44"/>
       <w:szCs w:val="52"/>
     </w:rPr>
   </w:style>

--- a/demo/kampung_makmur_sdn_bhd/kampung_makmur_sdn_bhd_ic_memo.docx
+++ b/demo/kampung_makmur_sdn_bhd/kampung_makmur_sdn_bhd_ic_memo.docx
@@ -307,7 +307,7 @@
               <w:rPr>
                 <w:sz w:val="19"/>
               </w:rPr>
-              <w:t>Reporting 2 metrics (1 theme-specific, 25 available)</w:t>
+              <w:t>2 metrics reported · 1 of 25 reference metrics</w:t>
             </w:r>
           </w:p>
         </w:tc>
@@ -377,7 +377,7 @@
               <w:rPr>
                 <w:sz w:val="19"/>
               </w:rPr>
-              <w:t>Reporting 3 metrics (1 theme-specific, 10 available)</w:t>
+              <w:t>3 metrics reported · 1 of 10 reference metrics</w:t>
             </w:r>
           </w:p>
         </w:tc>
@@ -587,7 +587,7 @@
               <w:rPr>
                 <w:sz w:val="19"/>
               </w:rPr>
-              <w:t>Estimated from sector/description (4 metrics available to track)</w:t>
+              <w:t>Estimated from sector/description · 4 reference metrics to track</w:t>
             </w:r>
           </w:p>
         </w:tc>

--- a/demo/kampung_makmur_sdn_bhd/kampung_makmur_sdn_bhd_ic_memo.docx
+++ b/demo/kampung_makmur_sdn_bhd/kampung_makmur_sdn_bhd_ic_memo.docx
@@ -21,7 +21,7 @@
         <w:t>Date</w:t>
       </w:r>
       <w:r>
-        <w:t>: 2026-10-07</w:t>
+        <w:t>: 2026-10-08</w:t>
       </w:r>
     </w:p>
     <w:p>
@@ -108,10 +108,10 @@
         <w:rPr>
           <w:b/>
         </w:rPr>
-        <w:t>1.75/5</w:t>
+        <w:t>1.83/5</w:t>
       </w:r>
       <w:r>
-        <w:t xml:space="preserve"> (unweighted: 1.7/5)</w:t>
+        <w:t xml:space="preserve"> (unweighted: 1.8/5)</w:t>
       </w:r>
     </w:p>
     <w:p>
@@ -125,7 +125,7 @@
         <w:rPr>
           <w:b/>
         </w:rPr>
-        <w:t>32.7/100</w:t>
+        <w:t>30.4/100</w:t>
       </w:r>
     </w:p>
     <w:p>
@@ -343,7 +343,7 @@
               <w:rPr>
                 <w:sz w:val="19"/>
               </w:rPr>
-              <w:t>2.3/5</w:t>
+              <w:t>2.5/5</w:t>
             </w:r>
           </w:p>
         </w:tc>
@@ -413,7 +413,7 @@
               <w:rPr>
                 <w:sz w:val="19"/>
               </w:rPr>
-              <w:t>1.5/5</w:t>
+              <w:t>1.7/5</w:t>
             </w:r>
           </w:p>
         </w:tc>
@@ -430,7 +430,7 @@
               <w:rPr>
                 <w:sz w:val="19"/>
               </w:rPr>
-              <w:t>estimated</w:t>
+              <w:t>partial</w:t>
             </w:r>
           </w:p>
         </w:tc>
@@ -447,7 +447,7 @@
               <w:rPr>
                 <w:sz w:val="19"/>
               </w:rPr>
-              <w:t>Scale=1.5, Depth=1.5, Duration=1.5</w:t>
+              <w:t>Scale=1.7, Depth=1.7, Duration=1.7</w:t>
             </w:r>
           </w:p>
         </w:tc>
@@ -625,7 +625,7 @@
                 <w:b/>
                 <w:sz w:val="19"/>
               </w:rPr>
-              <w:t>1.7/5</w:t>
+              <w:t>1.8/5</w:t>
             </w:r>
           </w:p>
         </w:tc>
@@ -913,7 +913,7 @@
               <w:rPr>
                 <w:sz w:val="19"/>
               </w:rPr>
-              <w:t>42/100</w:t>
+              <w:t>39/100</w:t>
             </w:r>
           </w:p>
         </w:tc>
@@ -983,7 +983,7 @@
               <w:rPr>
                 <w:sz w:val="19"/>
               </w:rPr>
-              <w:t>42/100</w:t>
+              <w:t>37/100</w:t>
             </w:r>
           </w:p>
         </w:tc>
@@ -1036,7 +1036,7 @@
               <w:rPr>
                 <w:sz w:val="19"/>
               </w:rPr>
-              <w:t>SDG 12 (Responsible Consumption and Production)</w:t>
+              <w:t>SDG 6 (Clean Water and Sanitation)</w:t>
             </w:r>
           </w:p>
         </w:tc>
@@ -1053,7 +1053,7 @@
               <w:rPr>
                 <w:sz w:val="19"/>
               </w:rPr>
-              <w:t>32/100</w:t>
+              <w:t>30/100</w:t>
             </w:r>
           </w:p>
         </w:tc>
@@ -1070,7 +1070,7 @@
               <w:rPr>
                 <w:sz w:val="19"/>
               </w:rPr>
-              <w:t>4</w:t>
+              <w:t>0</w:t>
             </w:r>
           </w:p>
         </w:tc>
@@ -1106,7 +1106,7 @@
               <w:rPr>
                 <w:sz w:val="19"/>
               </w:rPr>
-              <w:t>SDG 15 (Life on Land)</w:t>
+              <w:t>SDG 5 (Gender Equality)</w:t>
             </w:r>
           </w:p>
         </w:tc>
@@ -1123,7 +1123,7 @@
               <w:rPr>
                 <w:sz w:val="19"/>
               </w:rPr>
-              <w:t>32/100</w:t>
+              <w:t>28/100</w:t>
             </w:r>
           </w:p>
         </w:tc>
@@ -1140,7 +1140,7 @@
               <w:rPr>
                 <w:sz w:val="19"/>
               </w:rPr>
-              <w:t>0</w:t>
+              <w:t>3</w:t>
             </w:r>
           </w:p>
         </w:tc>
@@ -1157,7 +1157,7 @@
               <w:rPr>
                 <w:sz w:val="19"/>
               </w:rPr>
-              <w:t>estimated (core_set)</w:t>
+              <w:t>partial (core_set)</w:t>
             </w:r>
           </w:p>
         </w:tc>
@@ -1391,7 +1391,7 @@
               <w:rPr>
                 <w:sz w:val="19"/>
               </w:rPr>
-              <w:t>1.7</w:t>
+              <w:t>1.8</w:t>
             </w:r>
           </w:p>
         </w:tc>
@@ -1425,7 +1425,7 @@
               <w:rPr>
                 <w:sz w:val="19"/>
               </w:rPr>
-              <w:t>5D overall 1.7 vs. min 2.5</w:t>
+              <w:t>5D overall 1.8 vs. min 2.5</w:t>
             </w:r>
           </w:p>
         </w:tc>
@@ -1565,7 +1565,7 @@
               <w:rPr>
                 <w:sz w:val="19"/>
               </w:rPr>
-              <w:t>40.8</w:t>
+              <w:t>41.7</w:t>
             </w:r>
           </w:p>
         </w:tc>
@@ -1599,7 +1599,7 @@
               <w:rPr>
                 <w:sz w:val="19"/>
               </w:rPr>
-              <w:t>40.8% covered vs. min 70.0%</w:t>
+              <w:t>41.7% covered vs. min 70.0%</w:t>
             </w:r>
           </w:p>
         </w:tc>
@@ -1635,7 +1635,7 @@
               <w:rPr>
                 <w:sz w:val="19"/>
               </w:rPr>
-              <w:t>fail</w:t>
+              <w:t>pass</w:t>
             </w:r>
           </w:p>
         </w:tc>
@@ -1652,7 +1652,7 @@
               <w:rPr>
                 <w:sz w:val="19"/>
               </w:rPr>
-              <w:t>49.0</w:t>
+              <w:t>38.0</w:t>
             </w:r>
           </w:p>
         </w:tc>
@@ -1686,7 +1686,7 @@
               <w:rPr>
                 <w:sz w:val="19"/>
               </w:rPr>
-              <w:t>Risk 49.0 vs. max 40.0</w:t>
+              <w:t>Risk 38.0 vs. max 40.0</w:t>
             </w:r>
           </w:p>
         </w:tc>
@@ -1793,7 +1793,7 @@
         <w:pStyle w:val="ListBullet"/>
       </w:pPr>
       <w:r>
-        <w:t>❌ 5D overall 1.7 vs. min 2.5</w:t>
+        <w:t>❌ 5D overall 1.8 vs. min 2.5</w:t>
       </w:r>
     </w:p>
     <w:p>
@@ -1809,15 +1809,7 @@
         <w:pStyle w:val="ListBullet"/>
       </w:pPr>
       <w:r>
-        <w:t>❌ 40.8% covered vs. min 70.0%</w:t>
-      </w:r>
-    </w:p>
-    <w:p>
-      <w:pPr>
-        <w:pStyle w:val="ListBullet"/>
-      </w:pPr>
-      <w:r>
-        <w:t>❌ Risk 49.0 vs. max 40.0</w:t>
+        <w:t>❌ 41.7% covered vs. min 70.0%</w:t>
       </w:r>
     </w:p>
     <w:p>
@@ -1859,7 +1851,7 @@
           <w:color w:val="6B6B6B"/>
           <w:sz w:val="17"/>
         </w:rPr>
-        <w:t>AI &amp; automation disclosure: Automated analysis: produced by rules and a deterministic scoring model; no generative AI was used. 4 of 22 scores are estimated from document text rather than reported metrics. Review before relying on it.</w:t>
+        <w:t>AI &amp; automation disclosure: Automated analysis: produced by rules and a deterministic scoring model; no generative AI was used. 3 of 22 scores are estimated from document text rather than reported metrics. Review before relying on it.</w:t>
       </w:r>
     </w:p>
     <w:p>
@@ -1869,7 +1861,7 @@
           <w:color w:val="6B6B6B"/>
           <w:sz w:val="17"/>
         </w:rPr>
-        <w:t>Methodology v1.1.0 · config 8fabf9b5a7e2</w:t>
+        <w:t>Methodology v1.2.0 · config ae3e77ecaccf</w:t>
       </w:r>
     </w:p>
     <w:p>

--- a/demo/kampung_makmur_sdn_bhd/kampung_makmur_sdn_bhd_ic_memo.docx
+++ b/demo/kampung_makmur_sdn_bhd/kampung_makmur_sdn_bhd_ic_memo.docx
@@ -69,10 +69,114 @@
         <w:rPr>
           <w:b/>
         </w:rPr>
-        <w:t>INSUFFICIENT EVIDENCE</w:t>
+        <w:t>Evidence plan required</w:t>
       </w:r>
       <w:r>
-        <w:t xml:space="preserve"> — Not IC-ready: the failed checks reflect missing evidence, not negative findings. Collect the missing metrics and DD answers, then re-screen.</w:t>
+        <w:t xml:space="preserve"> — Not a negative finding: collect the evidence below, biggest effect on the answer first.</w:t>
+      </w:r>
+    </w:p>
+    <w:p>
+      <w:pPr>
+        <w:pStyle w:val="ListBullet"/>
+      </w:pPr>
+      <w:r>
+        <w:rPr>
+          <w:b/>
+        </w:rPr>
+        <w:t>Fund thesis checks</w:t>
+      </w:r>
+      <w:r>
+        <w:t>: INSUFFICIENT EVIDENCE</w:t>
+      </w:r>
+    </w:p>
+    <w:p>
+      <w:pPr>
+        <w:pStyle w:val="Heading1"/>
+      </w:pPr>
+      <w:r>
+        <w:t>Expected impact (methodology 2.0)</w:t>
+      </w:r>
+    </w:p>
+    <w:p>
+      <w:pPr>
+        <w:pStyle w:val="ListBullet"/>
+      </w:pPr>
+      <w:r>
+        <w:rPr>
+          <w:b/>
+        </w:rPr>
+        <w:t>Evidence quality</w:t>
+      </w:r>
+      <w:r>
+        <w:t xml:space="preserve">: 63/100 (good) · </w:t>
+      </w:r>
+      <w:r>
+        <w:rPr>
+          <w:b/>
+        </w:rPr>
+        <w:t>data completeness</w:t>
+      </w:r>
+      <w:r>
+        <w:t xml:space="preserve"> 18%</w:t>
+      </w:r>
+    </w:p>
+    <w:p>
+      <w:pPr>
+        <w:pStyle w:val="ListBullet"/>
+      </w:pPr>
+      <w:r>
+        <w:rPr>
+          <w:b/>
+        </w:rPr>
+        <w:t>People</w:t>
+      </w:r>
+      <w:r>
+        <w:t xml:space="preserve"> (households): P50 </w:t>
+      </w:r>
+      <w:r>
+        <w:rPr>
+          <w:b/>
+        </w:rPr>
+        <w:t>62</w:t>
+      </w:r>
+      <w:r>
+        <w:t xml:space="preserve"> depth-weighted person-years (P10 26 – P90 140; moderate uncertainty)</w:t>
+      </w:r>
+    </w:p>
+    <w:p>
+      <w:pPr>
+        <w:pStyle w:val="ListBullet"/>
+      </w:pPr>
+      <w:r>
+        <w:rPr>
+          <w:b/>
+        </w:rPr>
+        <w:t>Climate</w:t>
+      </w:r>
+      <w:r>
+        <w:t xml:space="preserve"> (tCO2e): P50 </w:t>
+      </w:r>
+      <w:r>
+        <w:rPr>
+          <w:b/>
+        </w:rPr>
+        <w:t>850</w:t>
+      </w:r>
+      <w:r>
+        <w:t xml:space="preserve"> tCO2e (P10 300 – P90 2,300; wide uncertainty)</w:t>
+      </w:r>
+    </w:p>
+    <w:p>
+      <w:r>
+        <w:rPr>
+          <w:b/>
+        </w:rPr>
+        <w:t>Evidence plan</w:t>
+      </w:r>
+    </w:p>
+    <w:p>
+      <w:r>
+        <w:t>1. Report the sector's core metrics: Payments to Supplier Individuals: Smallholder, Water Withdrawn, Waste Produced: Total. — Only 18% of the core set is reported.</w:t>
       </w:r>
     </w:p>
     <w:p>

--- a/demo/kampung_makmur_sdn_bhd/kampung_makmur_sdn_bhd_ic_memo.docx
+++ b/demo/kampung_makmur_sdn_bhd/kampung_makmur_sdn_bhd_ic_memo.docx
@@ -137,7 +137,7 @@
         <w:rPr>
           <w:b/>
         </w:rPr>
-        <w:t>62</w:t>
+        <w:t>61</w:t>
       </w:r>
       <w:r>
         <w:t xml:space="preserve"> depth-weighted person-years (P10 26 – P90 140; moderate uncertainty)</w:t>
@@ -160,7 +160,7 @@
         <w:rPr>
           <w:b/>
         </w:rPr>
-        <w:t>850</w:t>
+        <w:t>860</w:t>
       </w:r>
       <w:r>
         <w:t xml:space="preserve"> tCO2e (P10 300 – P90 2,300; wide uncertainty)</w:t>

--- a/demo/kampung_makmur_sdn_bhd/kampung_makmur_sdn_bhd_ic_memo.docx
+++ b/demo/kampung_makmur_sdn_bhd/kampung_makmur_sdn_bhd_ic_memo.docx
@@ -21,7 +21,7 @@
         <w:t>Date</w:t>
       </w:r>
       <w:r>
-        <w:t>: 2026-10-08</w:t>
+        <w:t>: 2026-10-09</w:t>
       </w:r>
     </w:p>
     <w:p>
@@ -212,10 +212,10 @@
         <w:rPr>
           <w:b/>
         </w:rPr>
-        <w:t>1.83/5</w:t>
+        <w:t>1.95/5</w:t>
       </w:r>
       <w:r>
-        <w:t xml:space="preserve"> (unweighted: 1.8/5)</w:t>
+        <w:t xml:space="preserve"> (unweighted: 1.9/5)</w:t>
       </w:r>
     </w:p>
     <w:p>
@@ -587,7 +587,7 @@
               <w:rPr>
                 <w:sz w:val="19"/>
               </w:rPr>
-              <w:t>1.3/5</w:t>
+              <w:t>1.9/5</w:t>
             </w:r>
           </w:p>
         </w:tc>
@@ -621,7 +621,7 @@
               <w:rPr>
                 <w:sz w:val="19"/>
               </w:rPr>
-              <w:t>Depth=1.3, Duration=1.3</w:t>
+              <w:t>Depth=1.9, Duration=1.9</w:t>
             </w:r>
           </w:p>
         </w:tc>
@@ -729,7 +729,7 @@
                 <w:b/>
                 <w:sz w:val="19"/>
               </w:rPr>
-              <w:t>1.8/5</w:t>
+              <w:t>1.9/5</w:t>
             </w:r>
           </w:p>
         </w:tc>
@@ -1495,7 +1495,7 @@
               <w:rPr>
                 <w:sz w:val="19"/>
               </w:rPr>
-              <w:t>1.8</w:t>
+              <w:t>1.9</w:t>
             </w:r>
           </w:p>
         </w:tc>
@@ -1529,7 +1529,7 @@
               <w:rPr>
                 <w:sz w:val="19"/>
               </w:rPr>
-              <w:t>5D overall 1.8 vs. min 2.5</w:t>
+              <w:t>5D overall 1.9 vs. min 2.5</w:t>
             </w:r>
           </w:p>
         </w:tc>
@@ -1897,7 +1897,7 @@
         <w:pStyle w:val="ListBullet"/>
       </w:pPr>
       <w:r>
-        <w:t>❌ 5D overall 1.8 vs. min 2.5</w:t>
+        <w:t>❌ 5D overall 1.9 vs. min 2.5</w:t>
       </w:r>
     </w:p>
     <w:p>
